--- a/Kothapuli_Vishnu_Vardhan_Reddy.docx
+++ b/Kothapuli_Vishnu_Vardhan_Reddy.docx
@@ -13,6 +13,9 @@
           <w:szCs w:val="44"/>
         </w:rPr>
       </w:pPr>
+      <w:r>
+        <w:t xml:space="preserve"> </w:t>
+      </w:r>
       <w:r>
         <w:tab/>
       </w:r>
@@ -9308,21 +9311,7 @@
           <w:bCs/>
         </w:rPr>
         <w:br/>
-        <w:t xml:space="preserve">{I am good in building things using LLMs, </w:t>
-      </w:r>
-      <w:r>
-        <w:rPr>
-          <w:b/>
-          <w:bCs/>
-        </w:rPr>
-        <w:t>RAG, but I need assistance for deep learning}</w:t>
-      </w:r>
-    </w:p>
-    <w:p>
-      <w:pPr>
-        <w:pStyle w:val="ListParagraph"/>
-        <w:ind w:left="1080"/>
-      </w:pPr>
+      </w:r>
     </w:p>
     <w:p>
       <w:pPr>
@@ -9642,12 +9631,17 @@
         <w:t xml:space="preserve">want to create a chat bot ill choose </w:t>
       </w:r>
       <w:proofErr w:type="spellStart"/>
+      <w:proofErr w:type="gramStart"/>
       <w:r>
         <w:t>chromadb</w:t>
       </w:r>
       <w:proofErr w:type="spellEnd"/>
       <w:r>
-        <w:t xml:space="preserve"> , because it is easy to setup and has </w:t>
+        <w:t xml:space="preserve"> ,</w:t>
+      </w:r>
+      <w:proofErr w:type="gramEnd"/>
+      <w:r>
+        <w:t xml:space="preserve"> because it is easy to setup and has </w:t>
       </w:r>
       <w:r>
         <w:t>good Langchain env.</w:t>
